--- a/原题/第十三周原题/参数假设检验.docx
+++ b/原题/第十三周原题/参数假设检验.docx
@@ -1566,7 +1566,7 @@
         <w:rPr>
           <w:rFonts w:hint="eastAsia"/>
         </w:rPr>
-        <w:t>alt='left'</w:t>
+        <w:t>alt='less'</w:t>
       </w:r>
       <w:r>
         <w:rPr>
@@ -2918,7 +2918,7 @@
         <w:rPr>
           <w:rFonts w:hint="eastAsia"/>
         </w:rPr>
-        <w:t>alt='left'</w:t>
+        <w:t>alt='less'</w:t>
       </w:r>
       <w:r>
         <w:rPr>
@@ -4056,7 +4056,7 @@
         <w:rPr>
           <w:rFonts w:hint="eastAsia"/>
         </w:rPr>
-        <w:t>alt='left'</w:t>
+        <w:t>alt='less'</w:t>
       </w:r>
       <w:r>
         <w:rPr>
